--- a/Entrevista .docx
+++ b/Entrevista .docx
@@ -4,36 +4,16 @@
   <w:body>
     <w:p>
       <w:pPr>
-        <w:numPr>
-          <w:ilvl w:val="0"/>
-          <w:numId w:val="5"/>
-        </w:numPr>
-        <w:spacing w:after="0" w:afterAutospacing="0" w:before="240" w:lineRule="auto"/>
-        <w:ind w:left="720" w:hanging="360"/>
+        <w:spacing w:after="240" w:before="240" w:lineRule="auto"/>
+        <w:ind w:left="720" w:firstLine="0"/>
+        <w:rPr/>
       </w:pPr>
       <w:r>
         <w:rPr>
           <w:rtl w:val="0"/>
         </w:rPr>
         <w:t xml:space="preserve">¿Qué problemática dentro de la empresa podría resolverse mediante el desarrollo o implementación de un Software?</w:t>
-      </w:r>
-    </w:p>
-    <w:p>
-      <w:pPr>
-        <w:numPr>
-          <w:ilvl w:val="0"/>
-          <w:numId w:val="5"/>
-        </w:numPr>
-        <w:spacing w:after="0" w:afterAutospacing="0" w:before="0" w:beforeAutospacing="0" w:lineRule="auto"/>
-        <w:ind w:left="720" w:hanging="360"/>
-        <w:rPr>
-          <w:u w:val="none"/>
-        </w:rPr>
-      </w:pPr>
-      <w:r>
-        <w:rPr>
-          <w:rtl w:val="0"/>
-        </w:rPr>
+        <w:br w:type="textWrapping"/>
       </w:r>
     </w:p>
     <w:p>
@@ -63,6 +43,28 @@
     </w:p>
     <w:p>
       <w:pPr>
+        <w:rPr/>
+      </w:pPr>
+      <w:r>
+        <w:rPr>
+          <w:rtl w:val="0"/>
+        </w:rPr>
+        <w:tab/>
+        <w:t xml:space="preserve">¿El sistema será usado por una sola área o varias?</w:t>
+      </w:r>
+    </w:p>
+    <w:p>
+      <w:pPr>
+        <w:rPr/>
+      </w:pPr>
+      <w:r>
+        <w:rPr>
+          <w:rtl w:val="0"/>
+        </w:rPr>
+      </w:r>
+    </w:p>
+    <w:p>
+      <w:pPr>
         <w:numPr>
           <w:ilvl w:val="0"/>
           <w:numId w:val="1"/>
@@ -101,6 +103,29 @@
     </w:p>
     <w:p>
       <w:pPr>
+        <w:ind w:firstLine="720"/>
+        <w:rPr/>
+      </w:pPr>
+      <w:r>
+        <w:rPr>
+          <w:rtl w:val="0"/>
+        </w:rPr>
+        <w:t xml:space="preserve">¿Hay un plazo ideal para tener una primera versión?</w:t>
+      </w:r>
+    </w:p>
+    <w:p>
+      <w:pPr>
+        <w:ind w:firstLine="720"/>
+        <w:rPr/>
+      </w:pPr>
+      <w:r>
+        <w:rPr>
+          <w:rtl w:val="0"/>
+        </w:rPr>
+      </w:r>
+    </w:p>
+    <w:p>
+      <w:pPr>
         <w:numPr>
           <w:ilvl w:val="0"/>
           <w:numId w:val="3"/>
@@ -111,7 +136,7 @@
         <w:rPr>
           <w:rtl w:val="0"/>
         </w:rPr>
-        <w:t xml:space="preserve">¿Con qué frecuencia se utilizará el software?</w:t>
+        <w:t xml:space="preserve">¿Cuántos usuarios diarios se espera que utilice el software?</w:t>
       </w:r>
     </w:p>
     <w:p>
@@ -174,7 +199,177 @@
         <w:rPr>
           <w:rtl w:val="0"/>
         </w:rPr>
-        <w:t xml:space="preserve"> </w:t>
+      </w:r>
+    </w:p>
+    <w:p>
+      <w:pPr>
+        <w:rPr/>
+      </w:pPr>
+      <w:r>
+        <w:rPr>
+          <w:rtl w:val="0"/>
+        </w:rPr>
+        <w:tab/>
+        <w:t xml:space="preserve">¿Es una necesidad urgente o a mediano plazo?</w:t>
+        <w:br w:type="textWrapping"/>
+      </w:r>
+    </w:p>
+    <w:p>
+      <w:pPr>
+        <w:rPr/>
+      </w:pPr>
+      <w:r>
+        <w:rPr>
+          <w:rtl w:val="0"/>
+        </w:rPr>
+        <w:tab/>
+        <w:t xml:space="preserve">¿Se necesita historial o trazabilidad de los datos?</w:t>
+      </w:r>
+    </w:p>
+    <w:p>
+      <w:pPr>
+        <w:rPr/>
+      </w:pPr>
+      <w:r>
+        <w:rPr>
+          <w:rtl w:val="0"/>
+        </w:rPr>
+        <w:tab/>
+      </w:r>
+    </w:p>
+    <w:p>
+      <w:pPr>
+        <w:rPr/>
+      </w:pPr>
+      <w:r>
+        <w:rPr>
+          <w:rtl w:val="0"/>
+        </w:rPr>
+        <w:tab/>
+        <w:t xml:space="preserve">¿Qué requerimientos de seguridad vamos a tener?</w:t>
+      </w:r>
+    </w:p>
+    <w:p>
+      <w:pPr>
+        <w:ind w:firstLine="720"/>
+        <w:rPr/>
+      </w:pPr>
+      <w:r>
+        <w:rPr>
+          <w:rtl w:val="0"/>
+        </w:rPr>
+      </w:r>
+    </w:p>
+    <w:p>
+      <w:pPr>
+        <w:ind w:left="720" w:firstLine="0"/>
+        <w:rPr/>
+      </w:pPr>
+      <w:r>
+        <w:rPr>
+          <w:rtl w:val="0"/>
+        </w:rPr>
+        <w:t xml:space="preserve">¿Debe haber distintos niveles de acceso?</w:t>
+      </w:r>
+    </w:p>
+    <w:p>
+      <w:pPr>
+        <w:ind w:left="720" w:firstLine="0"/>
+        <w:rPr/>
+      </w:pPr>
+      <w:r>
+        <w:rPr>
+          <w:rtl w:val="0"/>
+        </w:rPr>
+      </w:r>
+    </w:p>
+    <w:p>
+      <w:pPr>
+        <w:ind w:left="720" w:firstLine="0"/>
+        <w:rPr/>
+      </w:pPr>
+      <w:r>
+        <w:rPr>
+          <w:rtl w:val="0"/>
+        </w:rPr>
+        <w:t xml:space="preserve">Cambiar mail de contacto</w:t>
+      </w:r>
+    </w:p>
+    <w:p>
+      <w:pPr>
+        <w:ind w:left="720" w:firstLine="0"/>
+        <w:rPr/>
+      </w:pPr>
+      <w:r>
+        <w:rPr>
+          <w:rtl w:val="0"/>
+        </w:rPr>
+      </w:r>
+    </w:p>
+    <w:p>
+      <w:pPr>
+        <w:ind w:left="720" w:firstLine="0"/>
+        <w:rPr/>
+      </w:pPr>
+      <w:r>
+        <w:rPr>
+          <w:rtl w:val="0"/>
+        </w:rPr>
+        <w:t xml:space="preserve">Pautar próxima entrevista</w:t>
+      </w:r>
+    </w:p>
+    <w:p>
+      <w:pPr>
+        <w:ind w:firstLine="720"/>
+        <w:rPr/>
+      </w:pPr>
+      <w:r>
+        <w:rPr>
+          <w:rtl w:val="0"/>
+        </w:rPr>
+      </w:r>
+    </w:p>
+    <w:p>
+      <w:pPr>
+        <w:ind w:firstLine="720"/>
+        <w:rPr/>
+      </w:pPr>
+      <w:r>
+        <w:rPr>
+          <w:rtl w:val="0"/>
+        </w:rPr>
+      </w:r>
+    </w:p>
+    <w:p>
+      <w:pPr>
+        <w:ind w:firstLine="720"/>
+        <w:rPr/>
+      </w:pPr>
+      <w:r>
+        <w:rPr>
+          <w:rtl w:val="0"/>
+        </w:rPr>
+      </w:r>
+    </w:p>
+    <w:p>
+      <w:pPr>
+        <w:ind w:firstLine="720"/>
+        <w:rPr/>
+      </w:pPr>
+      <w:r>
+        <w:rPr>
+          <w:rtl w:val="0"/>
+        </w:rPr>
+      </w:r>
+    </w:p>
+    <w:p>
+      <w:pPr>
+        <w:rPr/>
+      </w:pPr>
+      <w:r>
+        <w:rPr>
+          <w:rtl w:val="0"/>
+        </w:rPr>
       </w:r>
     </w:p>
     <w:p>
@@ -638,116 +833,6 @@
       </w:rPr>
     </w:lvl>
   </w:abstractNum>
-  <w:abstractNum w:abstractNumId="5">
-    <w:lvl w:ilvl="0">
-      <w:start w:val="1"/>
-      <w:numFmt w:val="bullet"/>
-      <w:lvlText w:val="-"/>
-      <w:lvlJc w:val="left"/>
-      <w:pPr>
-        <w:ind w:left="720" w:hanging="360"/>
-      </w:pPr>
-      <w:rPr>
-        <w:u w:val="none"/>
-      </w:rPr>
-    </w:lvl>
-    <w:lvl w:ilvl="1">
-      <w:start w:val="1"/>
-      <w:numFmt w:val="bullet"/>
-      <w:lvlText w:val="-"/>
-      <w:lvlJc w:val="left"/>
-      <w:pPr>
-        <w:ind w:left="1440" w:hanging="360"/>
-      </w:pPr>
-      <w:rPr>
-        <w:u w:val="none"/>
-      </w:rPr>
-    </w:lvl>
-    <w:lvl w:ilvl="2">
-      <w:start w:val="1"/>
-      <w:numFmt w:val="bullet"/>
-      <w:lvlText w:val="-"/>
-      <w:lvlJc w:val="left"/>
-      <w:pPr>
-        <w:ind w:left="2160" w:hanging="360"/>
-      </w:pPr>
-      <w:rPr>
-        <w:u w:val="none"/>
-      </w:rPr>
-    </w:lvl>
-    <w:lvl w:ilvl="3">
-      <w:start w:val="1"/>
-      <w:numFmt w:val="bullet"/>
-      <w:lvlText w:val="-"/>
-      <w:lvlJc w:val="left"/>
-      <w:pPr>
-        <w:ind w:left="2880" w:hanging="360"/>
-      </w:pPr>
-      <w:rPr>
-        <w:u w:val="none"/>
-      </w:rPr>
-    </w:lvl>
-    <w:lvl w:ilvl="4">
-      <w:start w:val="1"/>
-      <w:numFmt w:val="bullet"/>
-      <w:lvlText w:val="-"/>
-      <w:lvlJc w:val="left"/>
-      <w:pPr>
-        <w:ind w:left="3600" w:hanging="360"/>
-      </w:pPr>
-      <w:rPr>
-        <w:u w:val="none"/>
-      </w:rPr>
-    </w:lvl>
-    <w:lvl w:ilvl="5">
-      <w:start w:val="1"/>
-      <w:numFmt w:val="bullet"/>
-      <w:lvlText w:val="-"/>
-      <w:lvlJc w:val="left"/>
-      <w:pPr>
-        <w:ind w:left="4320" w:hanging="360"/>
-      </w:pPr>
-      <w:rPr>
-        <w:u w:val="none"/>
-      </w:rPr>
-    </w:lvl>
-    <w:lvl w:ilvl="6">
-      <w:start w:val="1"/>
-      <w:numFmt w:val="bullet"/>
-      <w:lvlText w:val="-"/>
-      <w:lvlJc w:val="left"/>
-      <w:pPr>
-        <w:ind w:left="5040" w:hanging="360"/>
-      </w:pPr>
-      <w:rPr>
-        <w:u w:val="none"/>
-      </w:rPr>
-    </w:lvl>
-    <w:lvl w:ilvl="7">
-      <w:start w:val="1"/>
-      <w:numFmt w:val="bullet"/>
-      <w:lvlText w:val="-"/>
-      <w:lvlJc w:val="left"/>
-      <w:pPr>
-        <w:ind w:left="5760" w:hanging="360"/>
-      </w:pPr>
-      <w:rPr>
-        <w:u w:val="none"/>
-      </w:rPr>
-    </w:lvl>
-    <w:lvl w:ilvl="8">
-      <w:start w:val="1"/>
-      <w:numFmt w:val="bullet"/>
-      <w:lvlText w:val="-"/>
-      <w:lvlJc w:val="left"/>
-      <w:pPr>
-        <w:ind w:left="6480" w:hanging="360"/>
-      </w:pPr>
-      <w:rPr>
-        <w:u w:val="none"/>
-      </w:rPr>
-    </w:lvl>
-  </w:abstractNum>
   <w:num w:numId="1">
     <w:abstractNumId w:val="1"/>
   </w:num>
@@ -759,9 +844,6 @@
   </w:num>
   <w:num w:numId="4">
     <w:abstractNumId w:val="4"/>
-  </w:num>
-  <w:num w:numId="5">
-    <w:abstractNumId w:val="5"/>
   </w:num>
 </w:numbering>
 </file>
